--- a/doc/冯浩然_AiInfra香港中文大学_15024999885.docx
+++ b/doc/冯浩然_AiInfra香港中文大学_15024999885.docx
@@ -530,7 +530,7 @@
           <w:p>
             <w:pPr>
               <w:keepLines w:val="0"/>
-              <w:spacing w:before="0" w:after="5" w:line="240" w:lineRule="auto"/>
+              <w:spacing w:before="0" w:after="120" w:line="264" w:lineRule="auto"/>
               <w:ind w:left="140" w:hanging="140"/>
               <w:jc w:val="left"/>
             </w:pPr>
@@ -538,36 +538,11 @@
             <w:r>
               <w:rPr>
                 <w:rFonts w:ascii="Times New Roman" w:hAnsi="Times New Roman" w:eastAsia="宋体"/>
-                <w:b/>
-                <w:sz w:val="16"/>
-                <w:u w:val="none"/>
-              </w:rPr>
-              <w:t xml:space="preserve">• </w:t>
-            </w:r>
-            <w:r>
-              <w:rPr>
-                <w:rFonts w:ascii="Times New Roman" w:hAnsi="Times New Roman" w:eastAsia="宋体"/>
-                <w:b/>
-                <w:sz w:val="16"/>
-                <w:u w:val="none"/>
-              </w:rPr>
-              <w:t>训练算子支持</w:t>
-            </w:r>
-          </w:p>
-          <w:p>
-            <w:pPr>
-              <w:keepLines w:val="0"/>
-              <w:spacing w:before="0" w:after="13" w:line="240" w:lineRule="auto"/>
-              <w:ind w:left="260" w:hanging="220"/>
-            </w:pPr>
-            <w:r>
-              <w:rPr>
-                <w:rFonts w:ascii="Times New Roman" w:hAnsi="Times New Roman" w:eastAsia="宋体"/>
                 <w:b w:val="0"/>
                 <w:sz w:val="16"/>
                 <w:u w:val="none"/>
               </w:rPr>
-              <w:t xml:space="preserve">1. </w:t>
+              <w:t xml:space="preserve">• </w:t>
             </w:r>
             <w:r>
               <w:rPr>
@@ -576,7 +551,7 @@
                 <w:sz w:val="16"/>
                 <w:u w:val="none"/>
               </w:rPr>
-              <w:t>FA3 deterministic SWA backward 的 dQ 依赖链调度优化：</w:t>
+              <w:t>300B 级 MoE 基座模型开发与优化：</w:t>
             </w:r>
             <w:r>
               <w:rPr>
@@ -585,13 +560,38 @@
                 <w:sz w:val="16"/>
                 <w:u w:val="none"/>
               </w:rPr>
-              <w:t>针对长序列、变长滑窗 Attention 的 deterministic backward 回退，负责问题归因、调度实现与验证；通过 Nsys/NCU 和 dQ/dK/dV 因子隔离，确认 dQ semaphore 依赖链占确定性增量99.67%。在原 fused main kernel 中将绝对 ticket 改为 contributor-relative ticket，并使 reverse scheduler 与归约顺序对齐；复用既有长度元数据分流，短序列保留 fallback，不新增 kernel/workspace/D2H。代表 packed shape 完整 backward 由6.755 ms降至1.699 ms（3.98×），2K-12K加速1.59-5.37×；1000次自身bitwise、3601/3601回归通过并交付 wheel。</w:t>
+              <w:t>参与内部300B级MoE基座模型的训练、推理与RL rollout基础设施开发，围绕训练算子、推理算子和训推一致性进行性能优化、稳定性排障与多卡验证。</w:t>
             </w:r>
           </w:p>
           <w:p>
             <w:pPr>
               <w:keepLines w:val="0"/>
-              <w:spacing w:before="0" w:after="13" w:line="240" w:lineRule="auto"/>
+              <w:spacing w:before="0" w:after="50" w:line="264" w:lineRule="auto"/>
+              <w:ind w:left="140" w:hanging="140"/>
+            </w:pPr>
+            <w:r>
+              <w:rPr>
+                <w:rFonts w:ascii="Times New Roman" w:hAnsi="Times New Roman" w:eastAsia="宋体"/>
+                <w:b/>
+                <w:sz w:val="16"/>
+                <w:u w:val="none"/>
+              </w:rPr>
+              <w:t xml:space="preserve">• </w:t>
+            </w:r>
+            <w:r>
+              <w:rPr>
+                <w:rFonts w:ascii="Times New Roman" w:hAnsi="Times New Roman" w:eastAsia="宋体"/>
+                <w:b/>
+                <w:sz w:val="16"/>
+                <w:u w:val="none"/>
+              </w:rPr>
+              <w:t>训练算子支持</w:t>
+            </w:r>
+          </w:p>
+          <w:p>
+            <w:pPr>
+              <w:keepLines w:val="0"/>
+              <w:spacing w:before="0" w:after="110" w:line="264" w:lineRule="auto"/>
               <w:ind w:left="260" w:hanging="220"/>
             </w:pPr>
             <w:r>
@@ -601,7 +601,7 @@
                 <w:sz w:val="16"/>
                 <w:u w:val="none"/>
               </w:rPr>
-              <w:t xml:space="preserve">2. </w:t>
+              <w:t xml:space="preserve">1. </w:t>
             </w:r>
             <w:r>
               <w:rPr>
@@ -610,7 +610,7 @@
                 <w:sz w:val="16"/>
                 <w:u w:val="none"/>
               </w:rPr>
-              <w:t>Sink FC1 GEMM 与通信竞争控核探究：</w:t>
+              <w:t>FA3 deterministic SWA backward 的 dQ 依赖链调度优化：</w:t>
             </w:r>
             <w:r>
               <w:rPr>
@@ -619,38 +619,13 @@
                 <w:sz w:val="16"/>
                 <w:u w:val="none"/>
               </w:rPr>
-              <w:t>训练 trace 显示跨 stream SendRecv/AllGatherV 使 FC1 额外退化15.48%/28.73%；纠正实际 BF16 shape 为8192×3072×3072，确认约200 μs基线正常。搭建4×H200双 stream 代理，以 NCCL CTA 预算控制通信并行度、DeepGEMM SM budget 控制计算资源，并用 Nsys 校验实际 grid 与重叠；完成121组粗扫、89组细扫及复验。AllGatherV代理中12 CTA + DG120将联合 span 降低12.80%，同通信设置下控核独立贡献7.58%；AllToAllV主要收益来自通信并行度，不归因为 GEMM。</w:t>
+              <w:t>针对长序列、变长滑窗 Attention 的 deterministic backward 回退，负责问题归因、调度实现与验证；通过 Nsys/NCU 和 dQ/dK/dV 因子隔离，确认 dQ semaphore 依赖链占确定性增量99.67%。在原 fused main kernel 中将绝对 ticket 改为 contributor-relative ticket，并使 reverse scheduler 与归约顺序对齐；复用既有长度元数据分流，短序列保留 fallback，不新增 kernel/workspace/D2H。代表 packed shape 完整 backward 由6.755 ms降至1.699 ms（3.98×），2K-12K加速1.59-5.37×；1000次自身bitwise、3601/3601回归通过并交付 wheel。</w:t>
             </w:r>
           </w:p>
           <w:p>
             <w:pPr>
               <w:keepLines w:val="0"/>
-              <w:spacing w:before="0" w:after="5" w:line="240" w:lineRule="auto"/>
-              <w:ind w:left="140" w:hanging="140"/>
-            </w:pPr>
-            <w:r>
-              <w:rPr>
-                <w:rFonts w:ascii="Times New Roman" w:hAnsi="Times New Roman" w:eastAsia="宋体"/>
-                <w:b/>
-                <w:sz w:val="16"/>
-                <w:u w:val="none"/>
-              </w:rPr>
-              <w:t xml:space="preserve">• </w:t>
-            </w:r>
-            <w:r>
-              <w:rPr>
-                <w:rFonts w:ascii="Times New Roman" w:hAnsi="Times New Roman" w:eastAsia="宋体"/>
-                <w:b/>
-                <w:sz w:val="16"/>
-                <w:u w:val="none"/>
-              </w:rPr>
-              <w:t>推理算子支持</w:t>
-            </w:r>
-          </w:p>
-          <w:p>
-            <w:pPr>
-              <w:keepLines w:val="0"/>
-              <w:spacing w:before="0" w:after="13" w:line="240" w:lineRule="auto"/>
+              <w:spacing w:before="0" w:after="110" w:line="264" w:lineRule="auto"/>
               <w:ind w:left="260" w:hanging="220"/>
             </w:pPr>
             <w:r>
@@ -660,7 +635,7 @@
                 <w:sz w:val="16"/>
                 <w:u w:val="none"/>
               </w:rPr>
-              <w:t xml:space="preserve">1. </w:t>
+              <w:t xml:space="preserve">2. </w:t>
             </w:r>
             <w:r>
               <w:rPr>
@@ -669,7 +644,7 @@
                 <w:sz w:val="16"/>
                 <w:u w:val="none"/>
               </w:rPr>
-              <w:t>CUDA Graph 下的确定性 MoE Router GEMM：</w:t>
+              <w:t>Sink FC1 GEMM 与通信竞争控核探究：</w:t>
             </w:r>
             <w:r>
               <w:rPr>
@@ -678,13 +653,38 @@
                 <w:sz w:val="16"/>
                 <w:u w:val="none"/>
               </w:rPr>
-              <w:t>针对 batch-invariant decode 小M下 persistent tile 无效计算及 CUDA Graph 确定性约束，负责在 vLLM 工程化接入 DeepGEMM/Triton Full-K/persistent三级后端；设计 tensor-signature selector、capture前数值与Graph preflight、cache/fallback、workspace生命周期和路径回归，replay固化后端、不在图内动态选核。48层 Router GEMM中位耗时下降73.39%，135/135 kernel、20/20模型场景逐位一致；prefix-cache hit下TP1/TP2整请求处理性能提升3.81%/4.36%。</w:t>
+              <w:t>训练 trace 显示跨 stream SendRecv/AllGatherV 使 FC1 额外退化15.48%/28.73%；纠正实际 BF16 shape 为8192×3072×3072，确认约200 μs基线正常。搭建4×H200双 stream 代理，以 NCCL CTA 预算控制通信并行度、DeepGEMM SM budget 控制计算资源，并用 Nsys 校验实际 grid 与重叠；完成121组粗扫、89组细扫及复验。AllGatherV代理中12 CTA + DG120将联合 span 降低12.80%，同通信设置下控核独立贡献7.58%；AllToAllV主要收益来自通信并行度，不归因为 GEMM。</w:t>
             </w:r>
           </w:p>
           <w:p>
             <w:pPr>
               <w:keepLines w:val="0"/>
-              <w:spacing w:before="0" w:after="13" w:line="240" w:lineRule="auto"/>
+              <w:spacing w:before="0" w:after="50" w:line="264" w:lineRule="auto"/>
+              <w:ind w:left="140" w:hanging="140"/>
+            </w:pPr>
+            <w:r>
+              <w:rPr>
+                <w:rFonts w:ascii="Times New Roman" w:hAnsi="Times New Roman" w:eastAsia="宋体"/>
+                <w:b/>
+                <w:sz w:val="16"/>
+                <w:u w:val="none"/>
+              </w:rPr>
+              <w:t xml:space="preserve">• </w:t>
+            </w:r>
+            <w:r>
+              <w:rPr>
+                <w:rFonts w:ascii="Times New Roman" w:hAnsi="Times New Roman" w:eastAsia="宋体"/>
+                <w:b/>
+                <w:sz w:val="16"/>
+                <w:u w:val="none"/>
+              </w:rPr>
+              <w:t>推理算子支持</w:t>
+            </w:r>
+          </w:p>
+          <w:p>
+            <w:pPr>
+              <w:keepLines w:val="0"/>
+              <w:spacing w:before="0" w:after="110" w:line="264" w:lineRule="auto"/>
               <w:ind w:left="260" w:hanging="220"/>
             </w:pPr>
             <w:r>
@@ -694,7 +694,7 @@
                 <w:sz w:val="16"/>
                 <w:u w:val="none"/>
               </w:rPr>
-              <w:t xml:space="preserve">2. </w:t>
+              <w:t xml:space="preserve">1. </w:t>
             </w:r>
             <w:r>
               <w:rPr>
@@ -703,7 +703,7 @@
                 <w:sz w:val="16"/>
                 <w:u w:val="none"/>
               </w:rPr>
-              <w:t>OE 异步状态算子：</w:t>
+              <w:t>CUDA Graph 下的确定性 MoE Router GEMM：</w:t>
             </w:r>
             <w:r>
               <w:rPr>
@@ -712,38 +712,13 @@
                 <w:sz w:val="16"/>
                 <w:u w:val="none"/>
               </w:rPr>
-              <w:t>将 recent-token history 与oe_input_ids构造保留在GPU，以Triton fused-hash消除TP1同步与回传，并修复prefill/decode/mixed batch/请求恢复/slot reuse/reorder的跨step状态；TP1严格28/28 case通过、吞吐较sync +4.99%。TP&gt;1采用async-unfused + batch-invariant安全路径后，TP2/TP4均达84/84、0 mismatch，decode吞吐+4.6%/+3.0%。</w:t>
+              <w:t>针对 batch-invariant decode 小M下 persistent tile 无效计算及 CUDA Graph 确定性约束，负责在 vLLM 工程化接入 DeepGEMM/Triton Full-K/persistent三级后端；设计 tensor-signature selector、capture前数值与Graph preflight、cache/fallback、workspace生命周期和路径回归，replay固化后端、不在图内动态选核。48层 Router GEMM中位耗时下降73.39%，135/135 kernel、20/20模型场景逐位一致；prefix-cache hit下TP1/TP2整请求处理性能提升3.81%/4.36%。</w:t>
             </w:r>
           </w:p>
           <w:p>
             <w:pPr>
               <w:keepLines w:val="0"/>
-              <w:spacing w:before="0" w:after="5" w:line="240" w:lineRule="auto"/>
-              <w:ind w:left="140" w:hanging="140"/>
-            </w:pPr>
-            <w:r>
-              <w:rPr>
-                <w:rFonts w:ascii="Times New Roman" w:hAnsi="Times New Roman" w:eastAsia="宋体"/>
-                <w:b/>
-                <w:sz w:val="16"/>
-                <w:u w:val="none"/>
-              </w:rPr>
-              <w:t xml:space="preserve">• </w:t>
-            </w:r>
-            <w:r>
-              <w:rPr>
-                <w:rFonts w:ascii="Times New Roman" w:hAnsi="Times New Roman" w:eastAsia="宋体"/>
-                <w:b/>
-                <w:sz w:val="16"/>
-                <w:u w:val="none"/>
-              </w:rPr>
-              <w:t>RL 训推一致性与 Rollout 稳定性</w:t>
-            </w:r>
-          </w:p>
-          <w:p>
-            <w:pPr>
-              <w:keepLines w:val="0"/>
-              <w:spacing w:before="0" w:after="13" w:line="240" w:lineRule="auto"/>
+              <w:spacing w:before="0" w:after="110" w:line="264" w:lineRule="auto"/>
               <w:ind w:left="260" w:hanging="220"/>
             </w:pPr>
             <w:r>
@@ -753,7 +728,7 @@
                 <w:sz w:val="16"/>
                 <w:u w:val="none"/>
               </w:rPr>
-              <w:t xml:space="preserve">1. </w:t>
+              <w:t xml:space="preserve">2. </w:t>
             </w:r>
             <w:r>
               <w:rPr>
@@ -762,7 +737,7 @@
                 <w:sz w:val="16"/>
                 <w:u w:val="none"/>
               </w:rPr>
-              <w:t>R3 Router Replay 与多卡可观测性：</w:t>
+              <w:t>OE 异步状态算子：</w:t>
             </w:r>
             <w:r>
               <w:rPr>
@@ -771,13 +746,38 @@
                 <w:sz w:val="16"/>
                 <w:u w:val="none"/>
               </w:rPr>
-              <w:t>针对rollout侧vLLM与训练侧Megatron的MoE路由偏差，打通[token, MoE-layer, top-k] route采集、传输与训练侧回放，建立response-mask对齐、异常检测及route mismatch/fτ²/KL闭环；8×H200、Qwen3-30B-A3B BF16的20-step对照中，route mismatch由17%-19%降至0，fτ²/KL分别降低36-145×/4-7×。进一步扩展至128卡集群完成内部大模型竞赛题单轮200-step rollout并接入SwanLab监控，关键指标与8卡对照一致。</w:t>
+              <w:t>将 recent-token history 与oe_input_ids构造保留在GPU，以Triton fused-hash消除TP1同步与回传，并修复prefill/decode/mixed batch/请求恢复/slot reuse/reorder的跨step状态；TP1严格28/28 case通过、吞吐较sync +4.99%。TP&gt;1采用async-unfused + batch-invariant安全路径后，TP2/TP4均达84/84、0 mismatch，decode吞吐+4.6%/+3.0%。</w:t>
             </w:r>
           </w:p>
           <w:p>
             <w:pPr>
               <w:keepLines w:val="0"/>
-              <w:spacing w:before="0" w:after="13" w:line="240" w:lineRule="auto"/>
+              <w:spacing w:before="0" w:after="50" w:line="264" w:lineRule="auto"/>
+              <w:ind w:left="140" w:hanging="140"/>
+            </w:pPr>
+            <w:r>
+              <w:rPr>
+                <w:rFonts w:ascii="Times New Roman" w:hAnsi="Times New Roman" w:eastAsia="宋体"/>
+                <w:b/>
+                <w:sz w:val="16"/>
+                <w:u w:val="none"/>
+              </w:rPr>
+              <w:t xml:space="preserve">• </w:t>
+            </w:r>
+            <w:r>
+              <w:rPr>
+                <w:rFonts w:ascii="Times New Roman" w:hAnsi="Times New Roman" w:eastAsia="宋体"/>
+                <w:b/>
+                <w:sz w:val="16"/>
+                <w:u w:val="none"/>
+              </w:rPr>
+              <w:t>RL 训推一致性与 Rollout 稳定性</w:t>
+            </w:r>
+          </w:p>
+          <w:p>
+            <w:pPr>
+              <w:keepLines w:val="0"/>
+              <w:spacing w:before="0" w:after="110" w:line="264" w:lineRule="auto"/>
               <w:ind w:left="260" w:hanging="220"/>
             </w:pPr>
             <w:r>
@@ -787,7 +787,7 @@
                 <w:sz w:val="16"/>
                 <w:u w:val="none"/>
               </w:rPr>
-              <w:t xml:space="preserve">2. </w:t>
+              <w:t xml:space="preserve">1. </w:t>
             </w:r>
             <w:r>
               <w:rPr>
@@ -796,7 +796,7 @@
                 <w:sz w:val="16"/>
                 <w:u w:val="none"/>
               </w:rPr>
-              <w:t>FlashInfer CUDA Graph hang 排查与修复：</w:t>
+              <w:t>R3 Router Replay 与多卡可观测性：</w:t>
             </w:r>
             <w:r>
               <w:rPr>
@@ -805,39 +805,14 @@
                 <w:sz w:val="16"/>
                 <w:u w:val="none"/>
               </w:rPr>
-              <w:t>针对H200、vLLM TP=2 FULL CUDA Graph rollout卡死，构建两卡最小复现，经TP1/TP2、eager/FULL Graph、fused/unfused等控制变量将根因收敛至fused AllReduce + RMSNorm中Lamport -0.0 sentinel的FTZ误判；回移上游0x80000000位级判断修复并完成模型级Graph on/off回归，重复Graph replay未再出现hang或timeout。</w:t>
+              <w:t>针对rollout侧vLLM与训练侧Megatron的MoE路由偏差，打通[token, MoE-layer, top-k] route采集、传输与训练侧回放，建立response-mask对齐、异常检测及route mismatch/fτ²/KL闭环；8×H200、Qwen3-30B-A3B BF16的20-step对照中，route mismatch由17%-19%降至0，fτ²/KL分别降低36-145×/4-7×。进一步扩展至128卡集群，在内部300B级MoE基座模型上完成竞赛题单轮200-step rollout并接入SwanLab监控，关键指标与8卡对照一致。</w:t>
             </w:r>
           </w:p>
           <w:p>
             <w:pPr>
               <w:keepLines w:val="0"/>
-              <w:spacing w:before="0" w:after="11" w:line="240" w:lineRule="auto"/>
-              <w:ind w:left="0" w:firstLine="0"/>
-            </w:pPr>
-            <w:r>
-              <w:rPr>
-                <w:rFonts w:ascii="黑体" w:hAnsi="黑体" w:eastAsia="黑体"/>
-                <w:b/>
-                <w:sz w:val="17"/>
-                <w:u w:val="none"/>
-              </w:rPr>
-              <w:t>2026.01-2026.04</w:t>
-            </w:r>
-            <w:r>
-              <w:rPr>
-                <w:rFonts w:ascii="黑体" w:hAnsi="黑体" w:eastAsia="黑体"/>
-                <w:b/>
-                <w:sz w:val="17"/>
-                <w:u w:val="none"/>
-              </w:rPr>
-              <w:t xml:space="preserve">                         摩尔线程                         算子与编译器优化实习生</w:t>
-            </w:r>
-          </w:p>
-          <w:p>
-            <w:pPr>
-              <w:keepLines w:val="0"/>
-              <w:spacing w:before="0" w:after="2" w:line="240" w:lineRule="auto"/>
-              <w:ind w:left="140" w:hanging="140"/>
+              <w:spacing w:before="0" w:after="110" w:line="264" w:lineRule="auto"/>
+              <w:ind w:left="260" w:hanging="220"/>
             </w:pPr>
             <w:r>
               <w:rPr>
@@ -846,7 +821,7 @@
                 <w:sz w:val="16"/>
                 <w:u w:val="none"/>
               </w:rPr>
-              <w:t xml:space="preserve">• </w:t>
+              <w:t xml:space="preserve">2. </w:t>
             </w:r>
             <w:r>
               <w:rPr>
@@ -855,7 +830,7 @@
                 <w:sz w:val="16"/>
                 <w:u w:val="none"/>
               </w:rPr>
-              <w:t>TensorFlow MUSA Extension 算子、图优化与稳定性：</w:t>
+              <w:t>FlashInfer CUDA Graph hang 排查与修复：</w:t>
             </w:r>
             <w:r>
               <w:rPr>
@@ -864,188 +839,40 @@
                 <w:sz w:val="16"/>
                 <w:u w:val="none"/>
               </w:rPr>
-              <w:t>负责muDNN GELU接入、GELU fusion链路修复、benchmark和热点算子优化，推动整网11个GELU全部融合，真实shape耗时降低36.6%；独立定位shape tensor误入device path并重构HostMemory，使inference 500轮成功率约30%提升至1000轮100%，4万/40万/80万轮长跑稳定；Logical_Or由21.2 μs降至10.7 μs，整网吞吐8187.48提升至8284.65。</w:t>
-            </w:r>
-          </w:p>
-        </w:tc>
-      </w:tr>
-      <w:tr>
-        <w:trPr>
-          <w:gridAfter w:val="1"/>
-          <w:wAfter w:w="726" w:type="dxa"/>
-        </w:trPr>
-        <w:tc>
-          <w:tcPr>
-            <w:tcW w:w="10080" w:type="dxa"/>
-            <w:gridSpan w:val="4"/>
-            <w:tcBorders>
-              <w:bottom w:val="single" w:sz="4" w:space="0" w:color="auto"/>
-            </w:tcBorders>
-            <w:tcMar>
-              <w:top w:w="35" w:type="dxa"/>
-              <w:left w:w="55" w:type="dxa"/>
-              <w:bottom w:w="35" w:type="dxa"/>
-              <w:right w:w="55" w:type="dxa"/>
-            </w:tcMar>
-            <w:vAlign w:val="top"/>
-          </w:tcPr>
-          <w:p>
-            <w:pPr>
-              <w:spacing w:after="0" w:line="240" w:lineRule="auto"/>
-              <w:jc w:val="left"/>
-            </w:pPr>
-            <w:r/>
+              <w:t>针对H200、vLLM TP=2 FULL CUDA Graph rollout卡死，构建两卡最小复现，经TP1/TP2、eager/FULL Graph、fused/unfused等控制变量将根因收敛至fused AllReduce + RMSNorm中Lamport -0.0 sentinel的FTZ误判；回移上游0x80000000位级判断修复并完成模型级Graph on/off回归，重复Graph replay未再出现hang或timeout。</w:t>
+            </w:r>
+          </w:p>
+          <w:p>
+            <w:pPr>
+              <w:keepLines w:val="0"/>
+              <w:spacing w:before="0" w:after="110" w:line="264" w:lineRule="auto"/>
+              <w:ind w:left="0" w:firstLine="0"/>
+            </w:pPr>
             <w:r>
               <w:rPr>
                 <w:rFonts w:ascii="黑体" w:hAnsi="黑体" w:eastAsia="黑体"/>
                 <w:b/>
-                <w:sz w:val="24"/>
-                <w:u w:val="none"/>
-              </w:rPr>
-              <w:t>开源贡献</w:t>
-            </w:r>
-          </w:p>
-        </w:tc>
-      </w:tr>
-      <w:tr>
-        <w:trPr>
-          <w:gridAfter w:val="1"/>
-          <w:wAfter w:w="726" w:type="dxa"/>
-        </w:trPr>
-        <w:tc>
-          <w:tcPr>
-            <w:tcW w:w="3601" w:type="dxa"/>
-            <w:tcBorders>
-              <w:top w:val="single" w:sz="4" w:space="0" w:color="auto"/>
-            </w:tcBorders>
-            <w:tcMar>
-              <w:top w:w="35" w:type="dxa"/>
-              <w:left w:w="55" w:type="dxa"/>
-              <w:bottom w:w="35" w:type="dxa"/>
-              <w:right w:w="55" w:type="dxa"/>
-            </w:tcMar>
-            <w:vAlign w:val="top"/>
-          </w:tcPr>
-          <w:p>
-            <w:pPr>
-              <w:spacing w:after="0" w:line="240" w:lineRule="auto"/>
-              <w:jc w:val="left"/>
-            </w:pPr>
-            <w:r/>
+                <w:sz w:val="17"/>
+                <w:u w:val="none"/>
+              </w:rPr>
+              <w:t>2026.01-2026.04</w:t>
+            </w:r>
             <w:r>
               <w:rPr>
                 <w:rFonts w:ascii="黑体" w:hAnsi="黑体" w:eastAsia="黑体"/>
                 <w:b/>
-                <w:sz w:val="18"/>
-                <w:u w:val="none"/>
-              </w:rPr>
-              <w:t>2026.08-09</w:t>
-            </w:r>
-          </w:p>
-        </w:tc>
-        <w:tc>
-          <w:tcPr>
-            <w:tcW w:w="526" w:type="dxa"/>
-            <w:tcBorders>
-              <w:top w:val="single" w:sz="4" w:space="0" w:color="auto"/>
-            </w:tcBorders>
-            <w:tcMar>
-              <w:top w:w="35" w:type="dxa"/>
-              <w:left w:w="55" w:type="dxa"/>
-              <w:bottom w:w="35" w:type="dxa"/>
-              <w:right w:w="55" w:type="dxa"/>
-            </w:tcMar>
-          </w:tcPr>
-          <w:p>
-            <w:pPr>
-              <w:jc w:val="center"/>
-              <w:rPr>
-                <w:rFonts w:ascii="黑体" w:eastAsia="黑体" w:hAnsi="黑体" w:cstheme="minorHAnsi" w:hint="eastAsia"/>
-                <w:sz w:val="18"/>
-                <w:szCs w:val="18"/>
-              </w:rPr>
-            </w:pPr>
-          </w:p>
-        </w:tc>
-        <w:tc>
-          <w:tcPr>
-            <w:tcW w:w="5953" w:type="dxa"/>
-            <w:gridSpan w:val="2"/>
-            <w:tcBorders>
-              <w:top w:val="single" w:sz="4" w:space="0" w:color="auto"/>
-            </w:tcBorders>
-            <w:tcMar>
-              <w:top w:w="35" w:type="dxa"/>
-              <w:left w:w="55" w:type="dxa"/>
-              <w:bottom w:w="35" w:type="dxa"/>
-              <w:right w:w="55" w:type="dxa"/>
-            </w:tcMar>
-            <w:vAlign w:val="top"/>
-          </w:tcPr>
-          <w:p>
-            <w:pPr>
-              <w:spacing w:after="0" w:line="240" w:lineRule="auto"/>
-              <w:jc w:val="right"/>
-            </w:pPr>
-            <w:r/>
-            <w:r>
-              <w:rPr>
-                <w:rFonts w:ascii="黑体" w:hAnsi="黑体" w:eastAsia="黑体"/>
-                <w:b/>
-                <w:sz w:val="18"/>
-                <w:u w:val="none"/>
-              </w:rPr>
-              <w:t>AI Infra 上游开源贡献</w:t>
-            </w:r>
-          </w:p>
-        </w:tc>
-      </w:tr>
-      <w:tr>
-        <w:trPr>
-          <w:gridAfter w:val="1"/>
-          <w:wAfter w:w="726" w:type="dxa"/>
-        </w:trPr>
-        <w:tc>
-          <w:tcPr>
-            <w:tcW w:w="10080" w:type="dxa"/>
-            <w:gridSpan w:val="4"/>
-            <w:tcMar>
-              <w:top w:w="35" w:type="dxa"/>
-              <w:left w:w="55" w:type="dxa"/>
-              <w:bottom w:w="35" w:type="dxa"/>
-              <w:right w:w="55" w:type="dxa"/>
-            </w:tcMar>
-            <w:vAlign w:val="top"/>
-          </w:tcPr>
+                <w:sz w:val="17"/>
+                <w:u w:val="none"/>
+              </w:rPr>
+              <w:t xml:space="preserve">                         摩尔线程                         算子与编译器优化实习生</w:t>
+            </w:r>
+          </w:p>
           <w:p>
             <w:pPr>
               <w:keepLines w:val="0"/>
-              <w:spacing w:before="0" w:after="0" w:line="240" w:lineRule="auto"/>
+              <w:spacing w:before="0" w:after="110" w:line="264" w:lineRule="auto"/>
               <w:ind w:left="140" w:hanging="140"/>
-              <w:jc w:val="left"/>
-            </w:pPr>
-            <w:r/>
-            <w:r>
-              <w:rPr>
-                <w:rFonts w:ascii="Times New Roman" w:hAnsi="Times New Roman" w:eastAsia="宋体"/>
-                <w:b/>
-                <w:sz w:val="16"/>
-                <w:u w:val="none"/>
-              </w:rPr>
-              <w:t xml:space="preserve">• GitHub 已合入5个外部项目PR（XFDG）：Mooncake </w:t>
-            </w:r>
-            <w:hyperlink r:id="rId9">
-              <w:r>
-                <w:rPr>
-                  <w:rFonts w:ascii="Times New Roman" w:hAnsi="Times New Roman" w:eastAsia="宋体"/>
-                  <w:b w:val="0"/>
-                  <w:color w:val="0563C1"/>
-                  <w:sz w:val="16"/>
-                  <w:u w:val="single"/>
-                </w:rPr>
-                <w:t>#3601</w:t>
-              </w:r>
-            </w:hyperlink>
+            </w:pPr>
             <w:r>
               <w:rPr>
                 <w:rFonts w:ascii="Times New Roman" w:hAnsi="Times New Roman" w:eastAsia="宋体"/>
@@ -1053,20 +880,17 @@
                 <w:sz w:val="16"/>
                 <w:u w:val="none"/>
               </w:rPr>
-              <w:t>/</w:t>
-            </w:r>
-            <w:hyperlink r:id="rId13">
-              <w:r>
-                <w:rPr>
-                  <w:rFonts w:ascii="Times New Roman" w:hAnsi="Times New Roman" w:eastAsia="宋体"/>
-                  <w:b w:val="0"/>
-                  <w:color w:val="0563C1"/>
-                  <w:sz w:val="16"/>
-                  <w:u w:val="single"/>
-                </w:rPr>
-                <w:t>#3604</w:t>
-              </w:r>
-            </w:hyperlink>
+              <w:t xml:space="preserve">• </w:t>
+            </w:r>
+            <w:r>
+              <w:rPr>
+                <w:rFonts w:ascii="Times New Roman" w:hAnsi="Times New Roman" w:eastAsia="宋体"/>
+                <w:b/>
+                <w:sz w:val="16"/>
+                <w:u w:val="none"/>
+              </w:rPr>
+              <w:t>TensorFlow MUSA Extension 算子、图优化与稳定性：</w:t>
+            </w:r>
             <w:r>
               <w:rPr>
                 <w:rFonts w:ascii="Times New Roman" w:hAnsi="Times New Roman" w:eastAsia="宋体"/>
@@ -1074,79 +898,7 @@
                 <w:sz w:val="16"/>
                 <w:u w:val="none"/>
               </w:rPr>
-              <w:t>/</w:t>
-            </w:r>
-            <w:hyperlink r:id="rId14">
-              <w:r>
-                <w:rPr>
-                  <w:rFonts w:ascii="Times New Roman" w:hAnsi="Times New Roman" w:eastAsia="宋体"/>
-                  <w:b w:val="0"/>
-                  <w:color w:val="0563C1"/>
-                  <w:sz w:val="16"/>
-                  <w:u w:val="single"/>
-                </w:rPr>
-                <w:t>#3660</w:t>
-              </w:r>
-            </w:hyperlink>
-            <w:r>
-              <w:rPr>
-                <w:rFonts w:ascii="Times New Roman" w:hAnsi="Times New Roman" w:eastAsia="宋体"/>
-                <w:b w:val="0"/>
-                <w:sz w:val="16"/>
-                <w:u w:val="none"/>
-              </w:rPr>
-              <w:t>/</w:t>
-            </w:r>
-            <w:hyperlink r:id="rId15">
-              <w:r>
-                <w:rPr>
-                  <w:rFonts w:ascii="Times New Roman" w:hAnsi="Times New Roman" w:eastAsia="宋体"/>
-                  <w:b w:val="0"/>
-                  <w:color w:val="0563C1"/>
-                  <w:sz w:val="16"/>
-                  <w:u w:val="single"/>
-                </w:rPr>
-                <w:t>#3726</w:t>
-              </w:r>
-            </w:hyperlink>
-            <w:r>
-              <w:rPr>
-                <w:rFonts w:ascii="Times New Roman" w:hAnsi="Times New Roman" w:eastAsia="宋体"/>
-                <w:b w:val="0"/>
-                <w:sz w:val="16"/>
-                <w:u w:val="none"/>
-              </w:rPr>
-              <w:t>（Merged），</w:t>
-            </w:r>
-            <w:r>
-              <w:rPr>
-                <w:rFonts w:ascii="Times New Roman" w:hAnsi="Times New Roman" w:eastAsia="宋体"/>
-                <w:b w:val="0"/>
-                <w:sz w:val="16"/>
-                <w:u w:val="none"/>
-              </w:rPr>
-              <w:t xml:space="preserve">覆盖存储持久化、RDMA端口恢复、内存注销生命周期与队列失败传播；Mirage </w:t>
-            </w:r>
-            <w:hyperlink r:id="rId16">
-              <w:r>
-                <w:rPr>
-                  <w:rFonts w:ascii="Times New Roman" w:hAnsi="Times New Roman" w:eastAsia="宋体"/>
-                  <w:b w:val="0"/>
-                  <w:color w:val="0563C1"/>
-                  <w:sz w:val="16"/>
-                  <w:u w:val="single"/>
-                </w:rPr>
-                <w:t>#755</w:t>
-              </w:r>
-            </w:hyperlink>
-            <w:r>
-              <w:rPr>
-                <w:rFonts w:ascii="Times New Roman" w:hAnsi="Times New Roman" w:eastAsia="宋体"/>
-                <w:b w:val="0"/>
-                <w:sz w:val="16"/>
-                <w:u w:val="none"/>
-              </w:rPr>
-              <w:t>（Merged）修复argmax中padding rows错误取值。</w:t>
+              <w:t>负责muDNN GELU接入、GELU fusion链路修复、benchmark和热点算子优化，推动整网11个GELU全部融合，真实shape耗时降低36.6%；独立定位shape tensor误入device path并重构HostMemory，使inference 500轮成功率约30%提升至1000轮100%，4万/40万/80万轮长跑稳定；Logical_Or由21.2 μs降至10.7 μs，整网吞吐8187.48提升至8284.65。</w:t>
             </w:r>
           </w:p>
         </w:tc>
@@ -1191,6 +943,12 @@
             <w:tcBorders>
               <w:bottom w:val="single" w:sz="4" w:space="0" w:color="auto"/>
             </w:tcBorders>
+            <w:tcMar>
+              <w:top w:w="35" w:type="dxa"/>
+              <w:left w:w="55" w:type="dxa"/>
+              <w:bottom w:w="35" w:type="dxa"/>
+              <w:right w:w="55" w:type="dxa"/>
+            </w:tcMar>
             <w:vAlign w:val="top"/>
           </w:tcPr>
           <w:p>
@@ -1206,7 +964,7 @@
                 <w:sz w:val="24"/>
                 <w:u w:val="none"/>
               </w:rPr>
-              <w:t>项目与科研</w:t>
+              <w:t>开源贡献</w:t>
             </w:r>
           </w:p>
         </w:tc>
@@ -1222,6 +980,12 @@
             <w:tcBorders>
               <w:top w:val="single" w:sz="4" w:space="0" w:color="auto"/>
             </w:tcBorders>
+            <w:tcMar>
+              <w:top w:w="35" w:type="dxa"/>
+              <w:left w:w="55" w:type="dxa"/>
+              <w:bottom w:w="35" w:type="dxa"/>
+              <w:right w:w="55" w:type="dxa"/>
+            </w:tcMar>
             <w:vAlign w:val="top"/>
           </w:tcPr>
           <w:p>
@@ -1237,7 +1001,7 @@
                 <w:sz w:val="18"/>
                 <w:u w:val="none"/>
               </w:rPr>
-              <w:t>2025.12-至今</w:t>
+              <w:t>2026.08-09</w:t>
             </w:r>
           </w:p>
         </w:tc>
@@ -1247,22 +1011,22 @@
             <w:tcBorders>
               <w:top w:val="single" w:sz="4" w:space="0" w:color="auto"/>
             </w:tcBorders>
-            <w:vAlign w:val="top"/>
+            <w:tcMar>
+              <w:top w:w="35" w:type="dxa"/>
+              <w:left w:w="55" w:type="dxa"/>
+              <w:bottom w:w="35" w:type="dxa"/>
+              <w:right w:w="55" w:type="dxa"/>
+            </w:tcMar>
           </w:tcPr>
           <w:p>
             <w:pPr>
-              <w:spacing w:after="0" w:line="240" w:lineRule="auto"/>
-              <w:jc w:val="left"/>
-            </w:pPr>
-            <w:r/>
-            <w:r>
-              <w:rPr>
-                <w:rFonts w:ascii="黑体" w:hAnsi="黑体" w:eastAsia="黑体"/>
-                <w:b/>
+              <w:jc w:val="center"/>
+              <w:rPr>
+                <w:rFonts w:ascii="黑体" w:eastAsia="黑体" w:hAnsi="黑体" w:cstheme="minorHAnsi" w:hint="eastAsia"/>
                 <w:sz w:val="18"/>
-                <w:u w:val="none"/>
-              </w:rPr>
-            </w:r>
+                <w:szCs w:val="18"/>
+              </w:rPr>
+            </w:pPr>
           </w:p>
         </w:tc>
         <w:tc>
@@ -1272,84 +1036,6 @@
             <w:tcBorders>
               <w:top w:val="single" w:sz="4" w:space="0" w:color="auto"/>
             </w:tcBorders>
-            <w:vAlign w:val="top"/>
-          </w:tcPr>
-          <w:p>
-            <w:pPr>
-              <w:spacing w:after="0" w:line="240" w:lineRule="auto"/>
-              <w:jc w:val="right"/>
-            </w:pPr>
-            <w:r/>
-            <w:r>
-              <w:rPr>
-                <w:rFonts w:ascii="黑体" w:hAnsi="黑体" w:eastAsia="黑体"/>
-                <w:b/>
-                <w:sz w:val="18"/>
-                <w:u w:val="none"/>
-              </w:rPr>
-              <w:t>基于 PyTorch Extension 的高性能 LLM 量化推理 Runtime 开发</w:t>
-            </w:r>
-          </w:p>
-        </w:tc>
-      </w:tr>
-      <w:tr>
-        <w:trPr>
-          <w:gridAfter w:val="1"/>
-          <w:wAfter w:w="726" w:type="dxa"/>
-          <w:trHeight w:val="4707"/>
-        </w:trPr>
-        <w:tc>
-          <w:tcPr>
-            <w:tcW w:w="10080" w:type="dxa"/>
-            <w:gridSpan w:val="4"/>
-            <w:vAlign w:val="top"/>
-          </w:tcPr>
-          <w:p>
-            <w:pPr>
-              <w:keepLines w:val="0"/>
-              <w:spacing w:before="0" w:after="2" w:line="240" w:lineRule="auto"/>
-              <w:ind w:left="140" w:hanging="140"/>
-              <w:jc w:val="left"/>
-            </w:pPr>
-            <w:r/>
-            <w:r>
-              <w:rPr>
-                <w:rFonts w:ascii="Times New Roman" w:hAnsi="Times New Roman" w:eastAsia="宋体"/>
-                <w:b w:val="0"/>
-                <w:sz w:val="16"/>
-                <w:u w:val="none"/>
-              </w:rPr>
-              <w:t xml:space="preserve">• </w:t>
-            </w:r>
-            <w:r>
-              <w:rPr>
-                <w:rFonts w:ascii="Times New Roman" w:hAnsi="Times New Roman" w:eastAsia="宋体"/>
-                <w:b/>
-                <w:sz w:val="16"/>
-                <w:u w:val="none"/>
-              </w:rPr>
-              <w:t>量化 Runtime、Kernel 排障与TP2部署：</w:t>
-            </w:r>
-            <w:r>
-              <w:rPr>
-                <w:rFonts w:ascii="Times New Roman" w:hAnsi="Times New Roman" w:eastAsia="宋体"/>
-                <w:b w:val="0"/>
-                <w:sz w:val="16"/>
-                <w:u w:val="none"/>
-              </w:rPr>
-              <w:t>在W4A16 AWQ、W8A8 SmoothQuant、FP8 Runtime中完成FlashAttention-2/4可配置接入、GQA KV-head展开、softcap mask、SDPA回退及跨GPU动态构建；以Compute Sanitizer定位gemv_kernel_g128尾组越界，补充边界保护并实现Qwen2 packed-AWQ TP=2列/行切分与NCCL all-reduce。代表shape四类Sanitizer检查均为0 error/0 hazard；Qwen2.5-Coder-32B W4A16双卡部署使checkpoint显存-70.5%、峰值显存-66.8%、端到端输出吞吐+76.8%，并通过数值、跨rank token与交互验收。</w:t>
-            </w:r>
-          </w:p>
-        </w:tc>
-      </w:tr>
-      <w:tr>
-        <w:trPr>
-          <w:gridAfter w:val="1"/>
-          <w:wAfter w:w="726" w:type="dxa"/>
-        </w:trPr>
-        <w:tc>
-          <w:tcPr>
-            <w:tcW w:w="3601" w:type="dxa"/>
             <w:tcMar>
               <w:top w:w="35" w:type="dxa"/>
               <w:left w:w="55" w:type="dxa"/>
@@ -1361,7 +1047,7 @@
           <w:p>
             <w:pPr>
               <w:spacing w:after="0" w:line="240" w:lineRule="auto"/>
-              <w:jc w:val="left"/>
+              <w:jc w:val="right"/>
             </w:pPr>
             <w:r/>
             <w:r>
@@ -1371,76 +1057,8 @@
                 <w:sz w:val="18"/>
                 <w:u w:val="none"/>
               </w:rPr>
-              <w:t>2026.01-至今</w:t>
-            </w:r>
-          </w:p>
-        </w:tc>
-        <w:tc>
-          <w:tcPr>
-            <w:tcW w:w="526" w:type="dxa"/>
-            <w:tcMar>
-              <w:top w:w="35" w:type="dxa"/>
-              <w:left w:w="55" w:type="dxa"/>
-              <w:bottom w:w="35" w:type="dxa"/>
-              <w:right w:w="55" w:type="dxa"/>
-            </w:tcMar>
-            <w:vAlign w:val="top"/>
-          </w:tcPr>
-          <w:p>
-            <w:pPr>
-              <w:spacing w:after="0" w:line="240" w:lineRule="auto"/>
-              <w:jc w:val="left"/>
-            </w:pPr>
-            <w:r/>
-            <w:r>
-              <w:rPr>
-                <w:rFonts w:ascii="黑体" w:hAnsi="黑体" w:eastAsia="黑体"/>
-                <w:b/>
-                <w:sz w:val="18"/>
-                <w:u w:val="none"/>
-              </w:rPr>
-            </w:r>
-          </w:p>
-        </w:tc>
-        <w:tc>
-          <w:tcPr>
-            <w:tcW w:w="5953" w:type="dxa"/>
-            <w:gridSpan w:val="2"/>
-            <w:tcMar>
-              <w:top w:w="35" w:type="dxa"/>
-              <w:left w:w="55" w:type="dxa"/>
-              <w:bottom w:w="35" w:type="dxa"/>
-              <w:right w:w="55" w:type="dxa"/>
-            </w:tcMar>
-            <w:vAlign w:val="top"/>
-          </w:tcPr>
-          <w:p>
-            <w:pPr>
-              <w:spacing w:after="0" w:line="240" w:lineRule="auto"/>
-              <w:jc w:val="right"/>
-            </w:pPr>
-            <w:r/>
-            <w:r>
-              <w:rPr>
-                <w:rFonts w:ascii="黑体" w:hAnsi="黑体" w:eastAsia="黑体"/>
-                <w:b/>
-                <w:sz w:val="17"/>
-                <w:u w:val="none"/>
-              </w:rPr>
-              <w:t>关键 Token 加权的思维链蒸馏｜AAAI 2027 已投稿｜</w:t>
-            </w:r>
-            <w:hyperlink r:id="rId17">
-              <w:r>
-                <w:rPr>
-                  <w:rFonts w:ascii="黑体" w:hAnsi="黑体" w:eastAsia="黑体"/>
-                  <w:b w:val="0"/>
-                  <w:color w:val="0563C1"/>
-                  <w:sz w:val="17"/>
-                  <w:u w:val="single"/>
-                </w:rPr>
-                <w:t>项目代码</w:t>
-              </w:r>
-            </w:hyperlink>
+              <w:t>AI Infra 上游开源贡献</w:t>
+            </w:r>
           </w:p>
         </w:tc>
       </w:tr>
@@ -1464,7 +1082,7 @@
           <w:p>
             <w:pPr>
               <w:keepLines w:val="0"/>
-              <w:spacing w:before="0" w:after="2" w:line="240" w:lineRule="auto"/>
+              <w:spacing w:before="0" w:after="0" w:line="240" w:lineRule="auto"/>
               <w:ind w:left="140" w:hanging="140"/>
               <w:jc w:val="left"/>
             </w:pPr>
@@ -1472,21 +1090,45 @@
             <w:r>
               <w:rPr>
                 <w:rFonts w:ascii="Times New Roman" w:hAnsi="Times New Roman" w:eastAsia="宋体"/>
+                <w:b/>
+                <w:sz w:val="16"/>
+                <w:u w:val="none"/>
+              </w:rPr>
+              <w:t xml:space="preserve">• GitHub 已合入5个外部项目PR（XFDG）：Mooncake </w:t>
+            </w:r>
+            <w:hyperlink r:id="rId9">
+              <w:r>
+                <w:rPr>
+                  <w:rFonts w:ascii="Times New Roman" w:hAnsi="Times New Roman" w:eastAsia="宋体"/>
+                  <w:b w:val="0"/>
+                  <w:color w:val="0563C1"/>
+                  <w:sz w:val="16"/>
+                  <w:u w:val="single"/>
+                </w:rPr>
+                <w:t>#3601</w:t>
+              </w:r>
+            </w:hyperlink>
+            <w:r>
+              <w:rPr>
+                <w:rFonts w:ascii="Times New Roman" w:hAnsi="Times New Roman" w:eastAsia="宋体"/>
                 <w:b w:val="0"/>
                 <w:sz w:val="16"/>
                 <w:u w:val="none"/>
               </w:rPr>
-              <w:t xml:space="preserve">• </w:t>
-            </w:r>
-            <w:r>
-              <w:rPr>
-                <w:rFonts w:ascii="Times New Roman" w:hAnsi="Times New Roman" w:eastAsia="宋体"/>
-                <w:b/>
-                <w:sz w:val="16"/>
-                <w:u w:val="none"/>
-              </w:rPr>
-              <w:t>方法与结果：</w:t>
-            </w:r>
+              <w:t>/</w:t>
+            </w:r>
+            <w:hyperlink r:id="rId13">
+              <w:r>
+                <w:rPr>
+                  <w:rFonts w:ascii="Times New Roman" w:hAnsi="Times New Roman" w:eastAsia="宋体"/>
+                  <w:b w:val="0"/>
+                  <w:color w:val="0563C1"/>
+                  <w:sz w:val="16"/>
+                  <w:u w:val="single"/>
+                </w:rPr>
+                <w:t>#3604</w:t>
+              </w:r>
+            </w:hyperlink>
             <w:r>
               <w:rPr>
                 <w:rFonts w:ascii="Times New Roman" w:hAnsi="Times New Roman" w:eastAsia="宋体"/>
@@ -1494,7 +1136,398 @@
                 <w:sz w:val="16"/>
                 <w:u w:val="none"/>
               </w:rPr>
-              <w:t>参与“结构恢复—关键Token加权监督—偏好优化”三阶段框架，负责模型训练与调优；以逐Token扰动教师推理导致的参考答案生成似然下降量估计重要性，并用于加权SFT与辅助损失。完成LoRA/DPO训练和vLLM TP=4评测；Qwen2.5-7B-Instruct在GSM8K/SVAMP上取得94.01%/94.00% accuracy，较最强基线提升5.51/10.10个百分点，论文已投稿AAAI 2027。</w:t>
+              <w:t>/</w:t>
+            </w:r>
+            <w:hyperlink r:id="rId14">
+              <w:r>
+                <w:rPr>
+                  <w:rFonts w:ascii="Times New Roman" w:hAnsi="Times New Roman" w:eastAsia="宋体"/>
+                  <w:b w:val="0"/>
+                  <w:color w:val="0563C1"/>
+                  <w:sz w:val="16"/>
+                  <w:u w:val="single"/>
+                </w:rPr>
+                <w:t>#3660</w:t>
+              </w:r>
+            </w:hyperlink>
+            <w:r>
+              <w:rPr>
+                <w:rFonts w:ascii="Times New Roman" w:hAnsi="Times New Roman" w:eastAsia="宋体"/>
+                <w:b w:val="0"/>
+                <w:sz w:val="16"/>
+                <w:u w:val="none"/>
+              </w:rPr>
+              <w:t>/</w:t>
+            </w:r>
+            <w:hyperlink r:id="rId15">
+              <w:r>
+                <w:rPr>
+                  <w:rFonts w:ascii="Times New Roman" w:hAnsi="Times New Roman" w:eastAsia="宋体"/>
+                  <w:b w:val="0"/>
+                  <w:color w:val="0563C1"/>
+                  <w:sz w:val="16"/>
+                  <w:u w:val="single"/>
+                </w:rPr>
+                <w:t>#3726</w:t>
+              </w:r>
+            </w:hyperlink>
+            <w:r>
+              <w:rPr>
+                <w:rFonts w:ascii="Times New Roman" w:hAnsi="Times New Roman" w:eastAsia="宋体"/>
+                <w:b w:val="0"/>
+                <w:sz w:val="16"/>
+                <w:u w:val="none"/>
+              </w:rPr>
+              <w:t>（Merged），</w:t>
+            </w:r>
+            <w:r>
+              <w:rPr>
+                <w:rFonts w:ascii="Times New Roman" w:hAnsi="Times New Roman" w:eastAsia="宋体"/>
+                <w:b w:val="0"/>
+                <w:sz w:val="16"/>
+                <w:u w:val="none"/>
+              </w:rPr>
+              <w:t xml:space="preserve">覆盖存储持久化、RDMA端口恢复、内存注销生命周期与队列失败传播；Mirage </w:t>
+            </w:r>
+            <w:hyperlink r:id="rId16">
+              <w:r>
+                <w:rPr>
+                  <w:rFonts w:ascii="Times New Roman" w:hAnsi="Times New Roman" w:eastAsia="宋体"/>
+                  <w:b w:val="0"/>
+                  <w:color w:val="0563C1"/>
+                  <w:sz w:val="16"/>
+                  <w:u w:val="single"/>
+                </w:rPr>
+                <w:t>#755</w:t>
+              </w:r>
+            </w:hyperlink>
+            <w:r>
+              <w:rPr>
+                <w:rFonts w:ascii="Times New Roman" w:hAnsi="Times New Roman" w:eastAsia="宋体"/>
+                <w:b w:val="0"/>
+                <w:sz w:val="16"/>
+                <w:u w:val="none"/>
+              </w:rPr>
+              <w:t>（Merged）修复argmax中padding rows错误取值。</w:t>
+            </w:r>
+          </w:p>
+        </w:tc>
+      </w:tr>
+      <w:tr>
+        <w:trPr>
+          <w:gridAfter w:val="1"/>
+          <w:wAfter w:w="726" w:type="dxa"/>
+        </w:trPr>
+        <w:tc>
+          <w:tcPr>
+            <w:tcW w:w="10080" w:type="dxa"/>
+            <w:gridSpan w:val="4"/>
+            <w:tcBorders>
+              <w:bottom w:val="single" w:sz="4" w:space="0" w:color="auto"/>
+            </w:tcBorders>
+            <w:vAlign w:val="top"/>
+          </w:tcPr>
+          <w:p>
+            <w:pPr>
+              <w:spacing w:after="0" w:line="240" w:lineRule="auto"/>
+              <w:jc w:val="left"/>
+            </w:pPr>
+            <w:r/>
+            <w:r>
+              <w:rPr>
+                <w:rFonts w:ascii="黑体" w:hAnsi="黑体" w:eastAsia="黑体"/>
+                <w:b/>
+                <w:sz w:val="24"/>
+                <w:u w:val="none"/>
+              </w:rPr>
+              <w:t>项目与科研</w:t>
+            </w:r>
+          </w:p>
+        </w:tc>
+      </w:tr>
+      <w:tr>
+        <w:trPr>
+          <w:gridAfter w:val="1"/>
+          <w:wAfter w:w="726" w:type="dxa"/>
+        </w:trPr>
+        <w:tc>
+          <w:tcPr>
+            <w:tcW w:w="3601" w:type="dxa"/>
+            <w:tcBorders>
+              <w:top w:val="single" w:sz="4" w:space="0" w:color="auto"/>
+            </w:tcBorders>
+            <w:vAlign w:val="top"/>
+          </w:tcPr>
+          <w:p>
+            <w:pPr>
+              <w:spacing w:after="0" w:line="240" w:lineRule="auto"/>
+              <w:jc w:val="left"/>
+            </w:pPr>
+            <w:r/>
+            <w:r>
+              <w:rPr>
+                <w:rFonts w:ascii="黑体" w:hAnsi="黑体" w:eastAsia="黑体"/>
+                <w:b/>
+                <w:sz w:val="18"/>
+                <w:u w:val="none"/>
+              </w:rPr>
+              <w:t>2025.12-至今</w:t>
+            </w:r>
+          </w:p>
+        </w:tc>
+        <w:tc>
+          <w:tcPr>
+            <w:tcW w:w="526" w:type="dxa"/>
+            <w:tcBorders>
+              <w:top w:val="single" w:sz="4" w:space="0" w:color="auto"/>
+            </w:tcBorders>
+            <w:vAlign w:val="top"/>
+          </w:tcPr>
+          <w:p>
+            <w:pPr>
+              <w:spacing w:after="0" w:line="240" w:lineRule="auto"/>
+              <w:jc w:val="left"/>
+            </w:pPr>
+            <w:r/>
+            <w:r>
+              <w:rPr>
+                <w:rFonts w:ascii="黑体" w:hAnsi="黑体" w:eastAsia="黑体"/>
+                <w:b/>
+                <w:sz w:val="18"/>
+                <w:u w:val="none"/>
+              </w:rPr>
+            </w:r>
+          </w:p>
+        </w:tc>
+        <w:tc>
+          <w:tcPr>
+            <w:tcW w:w="5953" w:type="dxa"/>
+            <w:gridSpan w:val="2"/>
+            <w:tcBorders>
+              <w:top w:val="single" w:sz="4" w:space="0" w:color="auto"/>
+            </w:tcBorders>
+            <w:vAlign w:val="top"/>
+          </w:tcPr>
+          <w:p>
+            <w:pPr>
+              <w:spacing w:after="0" w:line="240" w:lineRule="auto"/>
+              <w:jc w:val="right"/>
+            </w:pPr>
+            <w:r/>
+            <w:r>
+              <w:rPr>
+                <w:rFonts w:ascii="黑体" w:hAnsi="黑体" w:eastAsia="黑体"/>
+                <w:b/>
+                <w:sz w:val="18"/>
+                <w:u w:val="none"/>
+              </w:rPr>
+              <w:t>基于 PyTorch Extension 的高性能 LLM 量化推理 Runtime 开发</w:t>
+            </w:r>
+          </w:p>
+        </w:tc>
+      </w:tr>
+      <w:tr>
+        <w:trPr>
+          <w:gridAfter w:val="1"/>
+          <w:wAfter w:w="726" w:type="dxa"/>
+        </w:trPr>
+        <w:tc>
+          <w:tcPr>
+            <w:tcW w:w="10080" w:type="dxa"/>
+            <w:gridSpan w:val="4"/>
+            <w:vAlign w:val="top"/>
+          </w:tcPr>
+          <w:p>
+            <w:pPr>
+              <w:keepLines w:val="0"/>
+              <w:spacing w:before="0" w:after="110" w:line="264" w:lineRule="auto"/>
+              <w:ind w:left="140" w:hanging="140"/>
+              <w:jc w:val="left"/>
+            </w:pPr>
+            <w:r/>
+            <w:r>
+              <w:rPr>
+                <w:rFonts w:ascii="Times New Roman" w:hAnsi="Times New Roman" w:eastAsia="宋体"/>
+                <w:b w:val="0"/>
+                <w:sz w:val="17"/>
+                <w:u w:val="none"/>
+              </w:rPr>
+              <w:t xml:space="preserve">• </w:t>
+            </w:r>
+            <w:r>
+              <w:rPr>
+                <w:rFonts w:ascii="Times New Roman" w:hAnsi="Times New Roman" w:eastAsia="宋体"/>
+                <w:b/>
+                <w:sz w:val="17"/>
+                <w:u w:val="none"/>
+              </w:rPr>
+              <w:t>H200 量化 Runtime 部署与TP2扩展：</w:t>
+            </w:r>
+            <w:r>
+              <w:rPr>
+                <w:rFonts w:ascii="Times New Roman" w:hAnsi="Times New Roman" w:eastAsia="宋体"/>
+                <w:b w:val="0"/>
+                <w:sz w:val="17"/>
+                <w:u w:val="none"/>
+              </w:rPr>
+              <w:t>为在H200双卡交付32B量化模型推理，负责W4A16/W8A8/FP8后端适配、FlashAttention-2/4与GQA/softcap/SDPA链路接入，并以Compute Sanitizer定位gemv_kernel_g128尾组越界、补充边界保护；进一步实现Qwen2 packed-AWQ TP=2列/行切分与NCCL all-reduce。代表shape四类Sanitizer检查均为0 error/0 hazard；Qwen2.5-Coder-32B W4A16使checkpoint/峰值显存降低70.5%/66.8%，端到端输出吞吐提升76.8%，通过数值、跨rank token与交互验收。</w:t>
+            </w:r>
+          </w:p>
+        </w:tc>
+      </w:tr>
+      <w:tr>
+        <w:trPr>
+          <w:gridAfter w:val="1"/>
+          <w:wAfter w:w="726" w:type="dxa"/>
+        </w:trPr>
+        <w:tc>
+          <w:tcPr>
+            <w:tcW w:w="3601" w:type="dxa"/>
+            <w:tcMar>
+              <w:top w:w="35" w:type="dxa"/>
+              <w:left w:w="55" w:type="dxa"/>
+              <w:bottom w:w="35" w:type="dxa"/>
+              <w:right w:w="55" w:type="dxa"/>
+            </w:tcMar>
+            <w:vAlign w:val="top"/>
+          </w:tcPr>
+          <w:p>
+            <w:pPr>
+              <w:spacing w:after="0" w:line="240" w:lineRule="auto"/>
+              <w:jc w:val="left"/>
+            </w:pPr>
+            <w:r/>
+            <w:r>
+              <w:rPr>
+                <w:rFonts w:ascii="黑体" w:hAnsi="黑体" w:eastAsia="黑体"/>
+                <w:b/>
+                <w:sz w:val="18"/>
+                <w:u w:val="none"/>
+              </w:rPr>
+              <w:t>2026.01-至今</w:t>
+            </w:r>
+          </w:p>
+        </w:tc>
+        <w:tc>
+          <w:tcPr>
+            <w:tcW w:w="526" w:type="dxa"/>
+            <w:tcMar>
+              <w:top w:w="35" w:type="dxa"/>
+              <w:left w:w="55" w:type="dxa"/>
+              <w:bottom w:w="35" w:type="dxa"/>
+              <w:right w:w="55" w:type="dxa"/>
+            </w:tcMar>
+            <w:vAlign w:val="top"/>
+          </w:tcPr>
+          <w:p>
+            <w:pPr>
+              <w:spacing w:after="0" w:line="240" w:lineRule="auto"/>
+              <w:jc w:val="left"/>
+            </w:pPr>
+            <w:r/>
+            <w:r>
+              <w:rPr>
+                <w:rFonts w:ascii="黑体" w:hAnsi="黑体" w:eastAsia="黑体"/>
+                <w:b/>
+                <w:sz w:val="18"/>
+                <w:u w:val="none"/>
+              </w:rPr>
+            </w:r>
+          </w:p>
+        </w:tc>
+        <w:tc>
+          <w:tcPr>
+            <w:tcW w:w="5953" w:type="dxa"/>
+            <w:gridSpan w:val="2"/>
+            <w:tcMar>
+              <w:top w:w="35" w:type="dxa"/>
+              <w:left w:w="55" w:type="dxa"/>
+              <w:bottom w:w="35" w:type="dxa"/>
+              <w:right w:w="55" w:type="dxa"/>
+            </w:tcMar>
+            <w:vAlign w:val="top"/>
+          </w:tcPr>
+          <w:p>
+            <w:pPr>
+              <w:spacing w:after="0" w:line="240" w:lineRule="auto"/>
+              <w:jc w:val="right"/>
+            </w:pPr>
+            <w:r/>
+            <w:r>
+              <w:rPr>
+                <w:rFonts w:ascii="黑体" w:hAnsi="黑体" w:eastAsia="黑体"/>
+                <w:b/>
+                <w:sz w:val="17"/>
+                <w:u w:val="none"/>
+              </w:rPr>
+              <w:t>关键 Token 加权的思维链蒸馏｜AAAI 2027 已投稿｜</w:t>
+            </w:r>
+            <w:hyperlink r:id="rId17">
+              <w:r>
+                <w:rPr>
+                  <w:rFonts w:ascii="黑体" w:hAnsi="黑体" w:eastAsia="黑体"/>
+                  <w:b w:val="0"/>
+                  <w:color w:val="0563C1"/>
+                  <w:sz w:val="17"/>
+                  <w:u w:val="single"/>
+                </w:rPr>
+                <w:t>项目代码</w:t>
+              </w:r>
+            </w:hyperlink>
+          </w:p>
+        </w:tc>
+      </w:tr>
+      <w:tr>
+        <w:trPr>
+          <w:gridAfter w:val="1"/>
+          <w:wAfter w:w="726" w:type="dxa"/>
+        </w:trPr>
+        <w:tc>
+          <w:tcPr>
+            <w:tcW w:w="10080" w:type="dxa"/>
+            <w:gridSpan w:val="4"/>
+            <w:tcMar>
+              <w:top w:w="35" w:type="dxa"/>
+              <w:left w:w="55" w:type="dxa"/>
+              <w:bottom w:w="35" w:type="dxa"/>
+              <w:right w:w="55" w:type="dxa"/>
+            </w:tcMar>
+            <w:vAlign w:val="top"/>
+          </w:tcPr>
+          <w:p>
+            <w:pPr>
+              <w:keepLines w:val="0"/>
+              <w:spacing w:before="0" w:after="110" w:line="264" w:lineRule="auto"/>
+              <w:ind w:left="140" w:hanging="140"/>
+              <w:jc w:val="left"/>
+            </w:pPr>
+            <w:r/>
+            <w:r>
+              <w:rPr>
+                <w:rFonts w:ascii="Times New Roman" w:hAnsi="Times New Roman" w:eastAsia="宋体"/>
+                <w:b w:val="0"/>
+                <w:sz w:val="17"/>
+                <w:u w:val="none"/>
+              </w:rPr>
+              <w:t xml:space="preserve">• </w:t>
+            </w:r>
+            <w:r>
+              <w:rPr>
+                <w:rFonts w:ascii="Times New Roman" w:hAnsi="Times New Roman" w:eastAsia="宋体"/>
+                <w:b/>
+                <w:sz w:val="17"/>
+                <w:u w:val="none"/>
+              </w:rPr>
+              <w:t>关键Token加权 CoT 蒸馏：</w:t>
+            </w:r>
+            <w:r>
+              <w:rPr>
+                <w:rFonts w:ascii="Times New Roman" w:hAnsi="Times New Roman" w:eastAsia="宋体"/>
+                <w:b w:val="0"/>
+                <w:sz w:val="17"/>
+                <w:u w:val="none"/>
+              </w:rPr>
+              <w:t>针对通用CoT蒸馏对关键推理token区分不足的问题，参与“结构恢复—关键Token加权监督—偏好优化”三阶段框架，负责模型训练、超参调优与vLLM TP=4评测；以逐token扰动教师推理后参考答案生成似然的下降量估计重要性，并将其用于加权SFT与辅助损失。完成LoRA/DPO训练后，Qwen2.5-7B-Instruct在GSM8K/SVAMP取得94.01%/94.00% accuracy，较最强基线提升5.51/10.10个百分点；论文已投稿AAAI 2027。</w:t>
             </w:r>
           </w:p>
         </w:tc>
@@ -1571,7 +1604,7 @@
           <w:p>
             <w:pPr>
               <w:keepLines w:val="0"/>
-              <w:spacing w:before="0" w:after="5" w:line="240" w:lineRule="auto"/>
+              <w:spacing w:before="0" w:after="80" w:line="264" w:lineRule="auto"/>
               <w:ind w:left="140" w:hanging="140"/>
               <w:jc w:val="left"/>
             </w:pPr>
@@ -1607,7 +1640,7 @@
           <w:p>
             <w:pPr>
               <w:keepLines w:val="0"/>
-              <w:spacing w:before="0" w:after="5" w:line="240" w:lineRule="auto"/>
+              <w:spacing w:before="0" w:after="80" w:line="264" w:lineRule="auto"/>
               <w:ind w:left="140" w:hanging="140"/>
             </w:pPr>
             <w:r>
@@ -1641,7 +1674,7 @@
           <w:p>
             <w:pPr>
               <w:keepLines w:val="0"/>
-              <w:spacing w:before="0" w:after="0" w:line="240" w:lineRule="auto"/>
+              <w:spacing w:before="0" w:after="0" w:line="264" w:lineRule="auto"/>
               <w:ind w:left="140" w:hanging="140"/>
             </w:pPr>
             <w:r>

--- a/doc/冯浩然_AiInfra香港中文大学_15024999885.docx
+++ b/doc/冯浩然_AiInfra香港中文大学_15024999885.docx
@@ -79,8 +79,20 @@
                 <w:sz w:val="20"/>
                 <w:u w:val="none"/>
               </w:rPr>
-              <w:t>电话：(+86)15024999885   邮箱：225010160@link.cuhk.edu.cn   个人网站</w:t>
-            </w:r>
+              <w:t>电话：(+86)15024999885   邮箱：225010160@link.cuhk.edu.cn   个人网站：</w:t>
+            </w:r>
+            <w:hyperlink r:id="rId8">
+              <w:r>
+                <w:rPr>
+                  <w:rFonts w:ascii="宋体" w:hAnsi="宋体" w:eastAsia="宋体"/>
+                  <w:b w:val="0"/>
+                  <w:color w:val="0563C1"/>
+                  <w:sz w:val="20"/>
+                  <w:u w:val="single"/>
+                </w:rPr>
+                <w:t>xfdg.github.io</w:t>
+              </w:r>
+            </w:hyperlink>
           </w:p>
         </w:tc>
       </w:tr>
@@ -1460,20 +1472,8 @@
                 <w:sz w:val="17"/>
                 <w:u w:val="none"/>
               </w:rPr>
-              <w:t>关键 Token 加权的思维链蒸馏｜AAAI 2027 已投稿｜</w:t>
-            </w:r>
-            <w:hyperlink r:id="rId17">
-              <w:r>
-                <w:rPr>
-                  <w:rFonts w:ascii="黑体" w:hAnsi="黑体" w:eastAsia="黑体"/>
-                  <w:b w:val="0"/>
-                  <w:color w:val="0563C1"/>
-                  <w:sz w:val="17"/>
-                  <w:u w:val="single"/>
-                </w:rPr>
-                <w:t>项目代码</w:t>
-              </w:r>
-            </w:hyperlink>
+              <w:t>关键 Token 加权的思维链蒸馏｜AAAI 2027 已投稿</w:t>
+            </w:r>
           </w:p>
         </w:tc>
       </w:tr>
